--- a/secoes/01_Recurso_Solar/producao/manuscritos/1_4_Medicao_e_Estimativa.docx
+++ b/secoes/01_Recurso_Solar/producao/manuscritos/1_4_Medicao_e_Estimativa.docx
@@ -38,7 +38,7 @@
           <w:rFonts w:ascii="Times New Roman" w:hAnsi="Times New Roman"/>
           <w:i w:val="0"/>
         </w:rPr>
-        <w:t xml:space="preserve">A caracterização do recurso solar combina observações de superfície e estimativas que ampliam a cobertura temporal ou espacial. A medição local fornece uma referência próxima às condições de operação do sistema, mas sua utilidade depende da grandeza medida, da instalação, da manutenção e da rastreabilidade da calibração. Um instrumento não representa indistintamente todas as componentes da radiação, e a existência de um arquivo numérico não substitui a avaliação de sua qualidade (SENGUPTA et al., 2024, cap. 3, p. 3–7; cap. 4, p. 1).</w:t>
+        <w:t xml:space="preserve">A caracterização do recurso solar combina observações de superfície e estimativas que ampliam a cobertura temporal ou espacial. A medição local fornece uma referência próxima às condições de operação do sistema, mas sua utilidade depende da grandeza medida, da instalação, da manutenção e da rastreabilidade da calibração. Um sensor em uma montagem fixa não fornece indistintamente todas as componentes como canais independentes. Há sistemas de sombra rotativa que alternam a observação global e difusa e calculam a componente direta normal; essa alternância não constitui três medições simultâneas independentes. A existência de um arquivo numérico também não substitui a avaliação de sua qualidade (SENGUPTA et al., 2024, cap. 3, p. 3–7; cap. 4, p. 1).</w:t>
       </w:r>
     </w:p>
     <w:p>
@@ -157,7 +157,7 @@
           <w:rFonts w:ascii="Times New Roman" w:hAnsi="Times New Roman"/>
           <w:i w:val="0"/>
         </w:rPr>
-        <w:t xml:space="preserve">No tempo, coincidência de rótulos não assegura equivalência de integração. Um valor instantâneo às 12 h, uma média entre 12 h e 12 h 15 min e uma energia acumulada desde o início da hora representam objetos diferentes. Antes do confronto, é necessário verificar o fuso, a posição do rótulo no intervalo, a duração da integração e o tratamento do horário de verão. A harmonização deve preservar a energia quando converte entre irradiância média e irradiação. Aumentar artificialmente a frequência de uma série por interpolação não recupera as flutuações que não foram observadas (DUFFIE; BECKMAN; BLAIR, 2020, p. 10–11; SENGUPTA et al., 2024, cap. 6, p. 24–25).</w:t>
+        <w:t xml:space="preserve">No tempo, coincidência de rótulos não assegura equivalência de integração. Um valor instantâneo às 12 h, uma média entre 12 h e 12 h 15 min e uma energia acumulada desde o início da hora representam objetos diferentes. Antes do confronto, é necessário verificar o fuso, a posição do rótulo no intervalo, a duração da integração e o tratamento do horário de verão. A harmonização deve preservar a energia quando converte entre irradiância média e irradiação. Por si só, aumentar a frequência por interpolação não demonstra recuperação exata de oscilações subintervalo desconhecidas sem informação ou hipóteses adicionais. Essa ressalva é uma inferência metodológica da diferença entre observação e reconstrução (DUFFIE; BECKMAN; BLAIR, 2020, p. 10–11; SENGUPTA et al., 2024, cap. 6, p. 24–25).</w:t>
       </w:r>
     </w:p>
     <w:bookmarkEnd w:id="22"/>
@@ -333,7 +333,7 @@
           <w:rFonts w:ascii="Times New Roman" w:hAnsi="Times New Roman"/>
           <w:i w:val="0"/>
         </w:rPr>
-        <w:t xml:space="preserve">NOAA GLOBAL MONITORING LABORATORY.</w:t>
+        <w:t xml:space="preserve">SENGUPTA, Manajit et al. (ed.).</w:t>
       </w:r>
       <w:r>
         <w:rPr>
@@ -349,162 +349,6 @@
           <w:b/>
           <w:i w:val="0"/>
         </w:rPr>
-        <w:t xml:space="preserve">General solar position calculations</w:t>
-      </w:r>
-      <w:r>
-        <w:rPr>
-          <w:rFonts w:ascii="Times New Roman" w:hAnsi="Times New Roman"/>
-          <w:i w:val="0"/>
-        </w:rPr>
-        <w:t xml:space="preserve">. [S. l.]: NOAA, [s. d.]. 2 p. Disponível em: https://gml.noaa.gov/grad/solcalc/solareqns.PDF. Acesso em: 27 out. 2026.</w:t>
-      </w:r>
-    </w:p>
-    <w:p>
-      <w:pPr>
-        <w:pStyle w:val="BodyText"/>
-        <w:widowControl/>
-        <w:spacing w:line="264" w:lineRule="auto"/>
-        <w:ind w:hanging="340" w:left="340"/>
-        <w:jc w:val="left"/>
-      </w:pPr>
-      <w:r>
-        <w:rPr>
-          <w:rFonts w:ascii="Times New Roman" w:hAnsi="Times New Roman"/>
-          <w:i w:val="0"/>
-        </w:rPr>
-        <w:t xml:space="preserve">PVLIB CONTRIBUTORS.</w:t>
-      </w:r>
-      <w:r>
-        <w:rPr>
-          <w:rFonts w:ascii="Times New Roman" w:hAnsi="Times New Roman"/>
-          <w:i w:val="0"/>
-        </w:rPr>
-        <w:t xml:space="preserve"> </w:t>
-      </w:r>
-      <w:r>
-        <w:rPr>
-          <w:bCs/>
-          <w:rFonts w:ascii="Times New Roman" w:hAnsi="Times New Roman"/>
-          <w:b/>
-          <w:i w:val="0"/>
-        </w:rPr>
-        <w:t xml:space="preserve">pvlib python: get_extra_radiation e spa_python</w:t>
-      </w:r>
-      <w:r>
-        <w:rPr>
-          <w:rFonts w:ascii="Times New Roman" w:hAnsi="Times New Roman"/>
-          <w:i w:val="0"/>
-        </w:rPr>
-        <w:t xml:space="preserve">. Versão 0.16.1. 2026. Disponível em: https://pvlib-python.readthedocs.io/en/v0.16.1/reference/generated/pvlib.irradiance.get_extra_radiation.html. Acesso em: 27 out. 2026.</w:t>
-      </w:r>
-    </w:p>
-    <w:p>
-      <w:pPr>
-        <w:pStyle w:val="BodyText"/>
-        <w:widowControl/>
-        <w:spacing w:line="264" w:lineRule="auto"/>
-        <w:ind w:hanging="340" w:left="340"/>
-        <w:jc w:val="left"/>
-      </w:pPr>
-      <w:r>
-        <w:rPr>
-          <w:rFonts w:ascii="Times New Roman" w:hAnsi="Times New Roman"/>
-          <w:i w:val="0"/>
-        </w:rPr>
-        <w:t xml:space="preserve">REDA, Ibrahim; ANDREAS, Afshin. Solar position algorithm for solar radiation applications.</w:t>
-      </w:r>
-      <w:r>
-        <w:rPr>
-          <w:rFonts w:ascii="Times New Roman" w:hAnsi="Times New Roman"/>
-          <w:i w:val="0"/>
-        </w:rPr>
-        <w:t xml:space="preserve"> </w:t>
-      </w:r>
-      <w:r>
-        <w:rPr>
-          <w:bCs/>
-          <w:rFonts w:ascii="Times New Roman" w:hAnsi="Times New Roman"/>
-          <w:b/>
-          <w:i w:val="0"/>
-        </w:rPr>
-        <w:t xml:space="preserve">Solar Energy</w:t>
-      </w:r>
-      <w:r>
-        <w:rPr>
-          <w:rFonts w:ascii="Times New Roman" w:hAnsi="Times New Roman"/>
-          <w:i w:val="0"/>
-        </w:rPr>
-        <w:t xml:space="preserve">, v. 76, n. 5, p. 577–589, 2004. DOI: https://doi.org/10.1016/j.solener.2003.12.003.</w:t>
-      </w:r>
-    </w:p>
-    <w:p>
-      <w:pPr>
-        <w:pStyle w:val="BodyText"/>
-        <w:widowControl/>
-        <w:spacing w:line="264" w:lineRule="auto"/>
-        <w:ind w:hanging="340" w:left="340"/>
-        <w:jc w:val="left"/>
-      </w:pPr>
-      <w:r>
-        <w:rPr>
-          <w:rFonts w:ascii="Times New Roman" w:hAnsi="Times New Roman"/>
-          <w:i w:val="0"/>
-        </w:rPr>
-        <w:t xml:space="preserve">REDA, Ibrahim; ANDREAS, Afshin.</w:t>
-      </w:r>
-      <w:r>
-        <w:rPr>
-          <w:rFonts w:ascii="Times New Roman" w:hAnsi="Times New Roman"/>
-          <w:i w:val="0"/>
-        </w:rPr>
-        <w:t xml:space="preserve"> </w:t>
-      </w:r>
-      <w:r>
-        <w:rPr>
-          <w:bCs/>
-          <w:rFonts w:ascii="Times New Roman" w:hAnsi="Times New Roman"/>
-          <w:b/>
-          <w:i w:val="0"/>
-        </w:rPr>
-        <w:t xml:space="preserve">Solar position algorithm for solar radiation applications</w:t>
-      </w:r>
-      <w:r>
-        <w:rPr>
-          <w:rFonts w:ascii="Times New Roman" w:hAnsi="Times New Roman"/>
-          <w:i w:val="0"/>
-        </w:rPr>
-        <w:t xml:space="preserve">. Revised January 2008. Golden: National Renewable Energy Laboratory, 2008. Relatório NREL/TP-560-34302. DOI: https://doi.org/10.2172/15003974.</w:t>
-      </w:r>
-    </w:p>
-    <w:p>
-      <w:pPr>
-        <w:pStyle w:val="BodyText"/>
-        <w:widowControl/>
-        <w:spacing w:line="264" w:lineRule="auto"/>
-        <w:ind w:hanging="340" w:left="340"/>
-        <w:jc w:val="left"/>
-      </w:pPr>
-      <w:r>
-        <w:rPr>
-          <w:rFonts w:ascii="Times New Roman" w:hAnsi="Times New Roman"/>
-          <w:i w:val="0"/>
-        </w:rPr>
-        <w:t xml:space="preserve">SENGUPTA, Manajit et al. (ed.).</w:t>
-      </w:r>
-      <w:r>
-        <w:rPr>
-          <w:rFonts w:ascii="Times New Roman" w:hAnsi="Times New Roman"/>
-          <w:i w:val="0"/>
-        </w:rPr>
-        <w:t xml:space="preserve"> </w:t>
-      </w:r>
-      <w:r>
-        <w:rPr>
-          <w:bCs/>
-          <w:rFonts w:ascii="Times New Roman" w:hAnsi="Times New Roman"/>
-          <w:b/>
-          <w:i w:val="0"/>
-        </w:rPr>
         <w:t xml:space="preserve">Best practices handbook for the collection and use of solar resource data for solar energy applications</w:t>
       </w:r>
       <w:r>
@@ -512,7 +356,7 @@
           <w:rFonts w:ascii="Times New Roman" w:hAnsi="Times New Roman"/>
           <w:i w:val="0"/>
         </w:rPr>
-        <w:t xml:space="preserve">. 4. ed. Golden: National Renewable Energy Laboratory, 2024. Relatório NREL/TP-5D00-88300. Disponível em: https://docs.nrel.gov/docs/fy24osti/88300.pdf. Acesso em: 27 out. 2026.</w:t>
+        <w:t xml:space="preserve">. 4. ed. Golden: National Renewable Energy Laboratory, 2024. Relatório NREL/TP-5D00-88300. DOI: https://doi.org/10.2172/2448063. Disponível em: https://docs.nrel.gov/docs/fy24osti/88300.pdf. Acesso em: 27 out. 2026.</w:t>
       </w:r>
     </w:p>
     <w:p>

--- a/secoes/01_Recurso_Solar/producao/manuscritos/1_4_Medicao_e_Estimativa.docx
+++ b/secoes/01_Recurso_Solar/producao/manuscritos/1_4_Medicao_e_Estimativa.docx
@@ -6,11 +6,18 @@
     <w:p>
       <w:pPr>
         <w:pStyle w:val="Heading1"/>
-        <w:widowControl/>
-      </w:pPr>
-      <w:r>
-        <w:rPr>
+        <w:keepNext/>
+        <w:widowControl/>
+        <w:spacing w:line="360" w:lineRule="auto" w:after="120"/>
+        <w:ind w:firstLine="0"/>
+      </w:pPr>
+      <w:r>
+        <w:rPr>
+          <w:rFonts w:ascii="Times New Roman" w:hAnsi="Times New Roman"/>
           <w:b/>
+          <w:i w:val="0"/>
+          <w:color w:val="000000"/>
+          <w:sz w:val="24"/>
         </w:rPr>
         <w:t>1.4 MEDIÇÃO E ESTIMATIVA DO RECURSO SOLAR</w:t>
       </w:r>
@@ -19,11 +26,18 @@
     <w:p>
       <w:pPr>
         <w:pStyle w:val="Heading2"/>
-        <w:widowControl/>
-      </w:pPr>
-      <w:r>
-        <w:rPr>
+        <w:keepNext/>
+        <w:widowControl/>
+        <w:spacing w:line="360" w:lineRule="auto" w:after="120"/>
+        <w:ind w:firstLine="0"/>
+      </w:pPr>
+      <w:r>
+        <w:rPr>
+          <w:rFonts w:ascii="Times New Roman" w:hAnsi="Times New Roman"/>
           <w:b/>
+          <w:i w:val="0"/>
+          <w:color w:val="000000"/>
+          <w:sz w:val="24"/>
         </w:rPr>
         <w:t>1.4.1 MEDIÇÕES RADIOMÉTRICAS DE SUPERFÍCIE</w:t>
       </w:r>
@@ -32,11 +46,15 @@
       <w:pPr>
         <w:pStyle w:val="FirstParagraph"/>
         <w:widowControl/>
-      </w:pPr>
-      <w:r>
-        <w:rPr>
-          <w:rFonts w:ascii="Times New Roman" w:hAnsi="Times New Roman"/>
-          <w:i w:val="0"/>
+        <w:spacing w:line="360" w:lineRule="auto" w:after="120"/>
+        <w:ind w:firstLine="709"/>
+      </w:pPr>
+      <w:r>
+        <w:rPr>
+          <w:rFonts w:ascii="Times New Roman" w:hAnsi="Times New Roman"/>
+          <w:i w:val="0"/>
+          <w:color w:val="000000"/>
+          <w:sz w:val="24"/>
         </w:rPr>
         <w:t xml:space="preserve">A caracterização do recurso solar combina observações de superfície e estimativas que ampliam a cobertura temporal ou espacial. A medição local fornece uma referência próxima às condições de operação do sistema, mas sua utilidade depende da grandeza medida, da instalação, da manutenção e da rastreabilidade da calibração. Um sensor em uma montagem fixa não fornece indistintamente todas as componentes como canais independentes. Há sistemas de sombra rotativa que alternam a observação global e difusa e calculam a componente direta normal; essa alternância não constitui três medições simultâneas independentes. A existência de um arquivo numérico também não substitui a avaliação de sua qualidade (SENGUPTA et al., 2024, cap. 3, p. 3–7; cap. 4, p. 1).</w:t>
       </w:r>
@@ -45,11 +63,15 @@
       <w:pPr>
         <w:pStyle w:val="BodyText"/>
         <w:widowControl/>
-      </w:pPr>
-      <w:r>
-        <w:rPr>
-          <w:rFonts w:ascii="Times New Roman" w:hAnsi="Times New Roman"/>
-          <w:i w:val="0"/>
+        <w:spacing w:line="360" w:lineRule="auto" w:after="120"/>
+        <w:ind w:firstLine="709"/>
+      </w:pPr>
+      <w:r>
+        <w:rPr>
+          <w:rFonts w:ascii="Times New Roman" w:hAnsi="Times New Roman"/>
+          <w:i w:val="0"/>
+          <w:color w:val="000000"/>
+          <w:sz w:val="24"/>
         </w:rPr>
         <w:t xml:space="preserve">Piranômetros instalados horizontalmente são empregados na medição de GHI; com o bloqueio adequado da contribuição direta, permitem medir DHI. Pireliômetros acompanham a direção solar e medem DNI em um campo de visão restrito. Sensores posicionados no plano dos módulos medem a irradiância correspondente à orientação dessa superfície. Portanto, o plano de montagem é parte da definição do mensurando, e não um detalhe dispensável dos metadados (SENGUPTA et al., 2024, cap. 3, p. 5–7).</w:t>
       </w:r>
@@ -58,11 +80,15 @@
       <w:pPr>
         <w:pStyle w:val="BodyText"/>
         <w:widowControl/>
-      </w:pPr>
-      <w:r>
-        <w:rPr>
-          <w:rFonts w:ascii="Times New Roman" w:hAnsi="Times New Roman"/>
-          <w:i w:val="0"/>
+        <w:spacing w:line="360" w:lineRule="auto" w:after="120"/>
+        <w:ind w:firstLine="709"/>
+      </w:pPr>
+      <w:r>
+        <w:rPr>
+          <w:rFonts w:ascii="Times New Roman" w:hAnsi="Times New Roman"/>
+          <w:i w:val="0"/>
+          <w:color w:val="000000"/>
+          <w:sz w:val="24"/>
         </w:rPr>
         <w:t xml:space="preserve">A tecnologia do detector também importa. Sensores de termopilha e sensores fotoelétricos apresentam respostas espectrais e temporais diferentes. Uma comparação deve considerar essas características, além de nivelamento, obstruções, limpeza, sincronização e estabilidade da aquisição. A classe ou a especificação nominal do instrumento não encerra a incerteza da medição em campo, porque instalação, ambiente e processamento acrescentam contribuições próprias (SENGUPTA et al., 2024, cap. 3, p. 5–7; cap. 10, p. 5–6).</w:t>
       </w:r>
@@ -72,11 +98,18 @@
     <w:p>
       <w:pPr>
         <w:pStyle w:val="Heading2"/>
-        <w:widowControl/>
-      </w:pPr>
-      <w:r>
-        <w:rPr>
+        <w:keepNext/>
+        <w:widowControl/>
+        <w:spacing w:line="360" w:lineRule="auto" w:after="120"/>
+        <w:ind w:firstLine="0"/>
+      </w:pPr>
+      <w:r>
+        <w:rPr>
+          <w:rFonts w:ascii="Times New Roman" w:hAnsi="Times New Roman"/>
           <w:b/>
+          <w:i w:val="0"/>
+          <w:color w:val="000000"/>
+          <w:sz w:val="24"/>
         </w:rPr>
         <w:t>1.4.2 ESTIMATIVAS POR SATÉLITE, REANÁLISES E ATLAS</w:t>
       </w:r>
@@ -85,11 +118,15 @@
       <w:pPr>
         <w:pStyle w:val="FirstParagraph"/>
         <w:widowControl/>
-      </w:pPr>
-      <w:r>
-        <w:rPr>
-          <w:rFonts w:ascii="Times New Roman" w:hAnsi="Times New Roman"/>
-          <w:i w:val="0"/>
+        <w:spacing w:line="360" w:lineRule="auto" w:after="120"/>
+        <w:ind w:firstLine="709"/>
+      </w:pPr>
+      <w:r>
+        <w:rPr>
+          <w:rFonts w:ascii="Times New Roman" w:hAnsi="Times New Roman"/>
+          <w:i w:val="0"/>
+          <w:color w:val="000000"/>
+          <w:sz w:val="24"/>
         </w:rPr>
         <w:t xml:space="preserve">Produtos derivados de satélite estimam a radiação na superfície a partir de informações observadas pelo sensor orbital e de modelos que representam as interações atmosféricas. Métodos físicos podem recuperar propriedades de nuvens e utilizá-las em modelos de transferência radiativa; métodos empíricos ou semiempíricos relacionam observações orbitais e condições radiométricas de superfície por procedimentos de calibração e parametrização. Dessa forma, o valor de irradiância de superfície de um produto de satélite é uma estimativa modelada, ainda que utilize medições remotas como entrada (SENGUPTA et al., 2024, cap. 7, p. 1–3 e 7–8).</w:t>
       </w:r>
@@ -98,11 +135,15 @@
       <w:pPr>
         <w:pStyle w:val="BodyText"/>
         <w:widowControl/>
-      </w:pPr>
-      <w:r>
-        <w:rPr>
-          <w:rFonts w:ascii="Times New Roman" w:hAnsi="Times New Roman"/>
-          <w:i w:val="0"/>
+        <w:spacing w:line="360" w:lineRule="auto" w:after="120"/>
+        <w:ind w:firstLine="709"/>
+      </w:pPr>
+      <w:r>
+        <w:rPr>
+          <w:rFonts w:ascii="Times New Roman" w:hAnsi="Times New Roman"/>
+          <w:i w:val="0"/>
+          <w:color w:val="000000"/>
+          <w:sz w:val="24"/>
         </w:rPr>
         <w:t xml:space="preserve">Reanálises fornecem séries históricas produzidas por sistemas de modelagem atmosférica com assimilação de observações. A irradiância de superfície é uma variável diagnosticada pelo sistema e permanece dependente da representação de nuvens e demais processos radiativos. ERA5 e MERRA-2 são exemplos discutidos na literatura técnica; sua identificação como reanálises não deve ser confundida com a existência de uma estação radiométrica em cada ponto da grade. Comparações locais devem examinar a documentação específica do produto e sua aderência ao regime de interesse (SENGUPTA et al., 2024, cap. 7, p. 2).</w:t>
       </w:r>
@@ -111,11 +152,15 @@
       <w:pPr>
         <w:pStyle w:val="BodyText"/>
         <w:widowControl/>
-      </w:pPr>
-      <w:r>
-        <w:rPr>
-          <w:rFonts w:ascii="Times New Roman" w:hAnsi="Times New Roman"/>
-          <w:i w:val="0"/>
+        <w:spacing w:line="360" w:lineRule="auto" w:after="120"/>
+        <w:ind w:firstLine="709"/>
+      </w:pPr>
+      <w:r>
+        <w:rPr>
+          <w:rFonts w:ascii="Times New Roman" w:hAnsi="Times New Roman"/>
+          <w:i w:val="0"/>
+          <w:color w:val="000000"/>
+          <w:sz w:val="24"/>
         </w:rPr>
         <w:t xml:space="preserve">Atlas solarimétricos sintetizam a distribuição espacial de indicadores do recurso, frequentemente como médias ou totais de períodos extensos. A interpretação de um mapa depende da base subjacente, do período, da componente e da unidade. Um atlas não constitui necessariamente uma medição independente dos produtos que utiliza e, por apresentar uma síntese climatológica, não reconstitui automaticamente uma sequência diária observada. Essa interpretação é uma consequência da agregação espacial e temporal: a comparação deve preservar o suporte estatístico da grandeza representada (SENGUPTA et al., 2024, cap. 6, p. 17 e 24; cap. 8, p. 4).</w:t>
       </w:r>
@@ -125,11 +170,18 @@
     <w:p>
       <w:pPr>
         <w:pStyle w:val="Heading2"/>
-        <w:widowControl/>
-      </w:pPr>
-      <w:r>
-        <w:rPr>
+        <w:keepNext/>
+        <w:widowControl/>
+        <w:spacing w:line="360" w:lineRule="auto" w:after="120"/>
+        <w:ind w:firstLine="0"/>
+      </w:pPr>
+      <w:r>
+        <w:rPr>
+          <w:rFonts w:ascii="Times New Roman" w:hAnsi="Times New Roman"/>
           <w:b/>
+          <w:i w:val="0"/>
+          <w:color w:val="000000"/>
+          <w:sz w:val="24"/>
         </w:rPr>
         <w:t>1.4.3 RESOLUÇÃO E REPRESENTATIVIDADE</w:t>
       </w:r>
@@ -138,11 +190,15 @@
       <w:pPr>
         <w:pStyle w:val="FirstParagraph"/>
         <w:widowControl/>
-      </w:pPr>
-      <w:r>
-        <w:rPr>
-          <w:rFonts w:ascii="Times New Roman" w:hAnsi="Times New Roman"/>
-          <w:i w:val="0"/>
+        <w:spacing w:line="360" w:lineRule="auto" w:after="120"/>
+        <w:ind w:firstLine="709"/>
+      </w:pPr>
+      <w:r>
+        <w:rPr>
+          <w:rFonts w:ascii="Times New Roman" w:hAnsi="Times New Roman"/>
+          <w:i w:val="0"/>
+          <w:color w:val="000000"/>
+          <w:sz w:val="24"/>
         </w:rPr>
         <w:t xml:space="preserve">A resolução espacial informa o suporte ou detalhamento nominal do produto, enquanto a resolução temporal descreve sua frequência ou agregação. Representatividade é a capacidade de esses dados descreverem o domínio e o fenômeno de interesse. Uma estação caracteriza a recepção radiativa no local e no plano de seu sensor; um produto em grade representa uma estimativa associada a uma área e a um procedimento espacial. Os dois suportes podem responder de modo diferente a heterogeneidades de nebulosidade e relevo, mesmo com carimbos temporais coincidentes (SENGUPTA et al., 2024, cap. 6, p. 17).</w:t>
       </w:r>
@@ -151,11 +207,15 @@
       <w:pPr>
         <w:pStyle w:val="BodyText"/>
         <w:widowControl/>
-      </w:pPr>
-      <w:r>
-        <w:rPr>
-          <w:rFonts w:ascii="Times New Roman" w:hAnsi="Times New Roman"/>
-          <w:i w:val="0"/>
+        <w:spacing w:line="360" w:lineRule="auto" w:after="120"/>
+        <w:ind w:firstLine="709"/>
+      </w:pPr>
+      <w:r>
+        <w:rPr>
+          <w:rFonts w:ascii="Times New Roman" w:hAnsi="Times New Roman"/>
+          <w:i w:val="0"/>
+          <w:color w:val="000000"/>
+          <w:sz w:val="24"/>
         </w:rPr>
         <w:t xml:space="preserve">No tempo, coincidência de rótulos não assegura equivalência de integração. Um valor instantâneo às 12 h, uma média entre 12 h e 12 h 15 min e uma energia acumulada desde o início da hora representam objetos diferentes. Antes do confronto, é necessário verificar o fuso, a posição do rótulo no intervalo, a duração da integração e o tratamento do horário de verão. A harmonização deve preservar a energia quando converte entre irradiância média e irradiação. Por si só, aumentar a frequência por interpolação não demonstra recuperação exata de oscilações subintervalo desconhecidas sem informação ou hipóteses adicionais. Essa ressalva é uma inferência metodológica da diferença entre observação e reconstrução (DUFFIE; BECKMAN; BLAIR, 2020, p. 10–11; SENGUPTA et al., 2024, cap. 6, p. 24–25).</w:t>
       </w:r>
@@ -165,11 +225,18 @@
     <w:p>
       <w:pPr>
         <w:pStyle w:val="Heading2"/>
-        <w:widowControl/>
-      </w:pPr>
-      <w:r>
-        <w:rPr>
+        <w:keepNext/>
+        <w:widowControl/>
+        <w:spacing w:line="360" w:lineRule="auto" w:after="120"/>
+        <w:ind w:firstLine="0"/>
+      </w:pPr>
+      <w:r>
+        <w:rPr>
+          <w:rFonts w:ascii="Times New Roman" w:hAnsi="Times New Roman"/>
           <w:b/>
+          <w:i w:val="0"/>
+          <w:color w:val="000000"/>
+          <w:sz w:val="24"/>
         </w:rPr>
         <w:t>1.4.4 QUALIDADE, COMPLETUDE E INCERTEZA</w:t>
       </w:r>
@@ -178,11 +245,15 @@
       <w:pPr>
         <w:pStyle w:val="FirstParagraph"/>
         <w:widowControl/>
-      </w:pPr>
-      <w:r>
-        <w:rPr>
-          <w:rFonts w:ascii="Times New Roman" w:hAnsi="Times New Roman"/>
-          <w:i w:val="0"/>
+        <w:spacing w:line="360" w:lineRule="auto" w:after="120"/>
+        <w:ind w:firstLine="709"/>
+      </w:pPr>
+      <w:r>
+        <w:rPr>
+          <w:rFonts w:ascii="Times New Roman" w:hAnsi="Times New Roman"/>
+          <w:i w:val="0"/>
+          <w:color w:val="000000"/>
+          <w:sz w:val="24"/>
         </w:rPr>
         <w:t xml:space="preserve">O controle de qualidade deve identificar registros ausentes, valores suspeitos e condições que comprometem a interpretação física. Testes automáticos precisam ser complementados pela inspeção das séries e pelo conhecimento da instrumentação. Um único sensor POA limita a aplicação de testes que dependeriam de observações independentes de outras componentes. A remoção de dados também altera a amostra disponível e precisa ser acompanhada de justificativa e identificação dos intervalos envolvidos (SENGUPTA et al., 2024, cap. 4, p. 1 e 15).</w:t>
       </w:r>
@@ -191,11 +262,15 @@
       <w:pPr>
         <w:pStyle w:val="BodyText"/>
         <w:widowControl/>
-      </w:pPr>
-      <w:r>
-        <w:rPr>
-          <w:rFonts w:ascii="Times New Roman" w:hAnsi="Times New Roman"/>
-          <w:i w:val="0"/>
+        <w:spacing w:line="360" w:lineRule="auto" w:after="120"/>
+        <w:ind w:firstLine="709"/>
+      </w:pPr>
+      <w:r>
+        <w:rPr>
+          <w:rFonts w:ascii="Times New Roman" w:hAnsi="Times New Roman"/>
+          <w:i w:val="0"/>
+          <w:color w:val="000000"/>
+          <w:sz w:val="24"/>
         </w:rPr>
         <w:t xml:space="preserve">A completude pode ser expressa pela razão entre os registros válidos e os registros esperados no domínio analisado. Esse indicador deve informar se abrange o período inteiro, apenas os intervalos diurnos ou uma amostra comum entre produtos. Percentuais obtidos com denominadores distintos não são diretamente comparáveis. Um limite de aceitação é uma decisão do protocolo do estudo e não deve ser apresentado como regra universal sem fundamentação específica. Além disso, alta completude não demonstra ausência de viés, assim como uma série sem lacunas pode conter valores sistematicamente incorretos.</w:t>
       </w:r>
@@ -204,11 +279,15 @@
       <w:pPr>
         <w:pStyle w:val="BodyText"/>
         <w:widowControl/>
-      </w:pPr>
-      <w:r>
-        <w:rPr>
-          <w:rFonts w:ascii="Times New Roman" w:hAnsi="Times New Roman"/>
-          <w:i w:val="0"/>
+        <w:spacing w:line="360" w:lineRule="auto" w:after="120"/>
+        <w:ind w:firstLine="709"/>
+      </w:pPr>
+      <w:r>
+        <w:rPr>
+          <w:rFonts w:ascii="Times New Roman" w:hAnsi="Times New Roman"/>
+          <w:i w:val="0"/>
+          <w:color w:val="000000"/>
+          <w:sz w:val="24"/>
         </w:rPr>
         <w:t xml:space="preserve">A incerteza da medição reúne contribuições do instrumento, da calibração, da aquisição e das condições de campo. Nas estimativas modeladas, acrescentam-se limitações das entradas, da representação física e de sua propagação até a saída. A comparação com uma referência observacional também incorpora a incerteza dessa referência e diferenças de representatividade. Assim, métricas de erro são evidências sobre a discrepância na amostra confrontada, mas não equivalem, isoladamente, a uma descrição completa da incerteza do recurso (SENGUPTA et al., 2024, cap. 10, p. 5–6). O tratamento quantitativo do desempenho da modelagem e de suas métricas permanece atribuído à Seção 4.</w:t>
       </w:r>
@@ -218,11 +297,18 @@
     <w:p>
       <w:pPr>
         <w:pStyle w:val="Heading2"/>
-        <w:widowControl/>
-      </w:pPr>
-      <w:r>
-        <w:rPr>
+        <w:keepNext/>
+        <w:widowControl/>
+        <w:spacing w:line="360" w:lineRule="auto" w:after="120"/>
+        <w:ind w:firstLine="0"/>
+      </w:pPr>
+      <w:r>
+        <w:rPr>
+          <w:rFonts w:ascii="Times New Roman" w:hAnsi="Times New Roman"/>
           <w:b/>
+          <w:i w:val="0"/>
+          <w:color w:val="000000"/>
+          <w:sz w:val="24"/>
         </w:rPr>
         <w:t>1.4.5 APLICAÇÃO E LIMITES DO PVDAQ 2107</w:t>
       </w:r>
@@ -231,11 +317,15 @@
       <w:pPr>
         <w:pStyle w:val="FirstParagraph"/>
         <w:widowControl/>
-      </w:pPr>
-      <w:r>
-        <w:rPr>
-          <w:rFonts w:ascii="Times New Roman" w:hAnsi="Times New Roman"/>
-          <w:i w:val="0"/>
+        <w:spacing w:line="360" w:lineRule="auto" w:after="120"/>
+        <w:ind w:firstLine="709"/>
+      </w:pPr>
+      <w:r>
+        <w:rPr>
+          <w:rFonts w:ascii="Times New Roman" w:hAnsi="Times New Roman"/>
+          <w:i w:val="0"/>
+          <w:color w:val="000000"/>
+          <w:sz w:val="24"/>
         </w:rPr>
         <w:t xml:space="preserve">O estudo coletivo utiliza a POA local como entrada radiativa principal e calcula os ângulos solares com a localização e o tempo documentados. No arquivo de 15 minutos empregado para a conferência da Seção 1, a grade temporal contém 8.736 intervalos entre 1º de abril e 1º de julho de 2024, com término exclusivo, correspondendo a 91 dias locais. Essa quantidade descreve a grade esperada, e não demonstra que todas as observações sejam válidas.</w:t>
       </w:r>
@@ -244,11 +334,15 @@
       <w:pPr>
         <w:pStyle w:val="BodyText"/>
         <w:widowControl/>
-      </w:pPr>
-      <w:r>
-        <w:rPr>
-          <w:rFonts w:ascii="Times New Roman" w:hAnsi="Times New Roman"/>
-          <w:i w:val="0"/>
+        <w:spacing w:line="360" w:lineRule="auto" w:after="120"/>
+        <w:ind w:firstLine="709"/>
+      </w:pPr>
+      <w:r>
+        <w:rPr>
+          <w:rFonts w:ascii="Times New Roman" w:hAnsi="Times New Roman"/>
+          <w:i w:val="0"/>
+          <w:color w:val="000000"/>
+          <w:sz w:val="24"/>
         </w:rPr>
         <w:t xml:space="preserve">Em 17 de maio, há 96 posições temporais, 94 médias POA não ausentes e 68 intervalos com três amostras de irradiância na agregação. São indicadores diferentes: disponibilidade da média e completude das amostras de origem. Esses resultados foram obtidos pela leitura e conferência do CSV preparado, sem preencher lacunas ou transformar a série reconstruída em observação. A Figura G01 utiliza os pontos médios para a apresentação conjunta da geometria e das médias observadas, mantendo a diferença de suporte temporal registrada no método.</w:t>
       </w:r>
@@ -257,11 +351,15 @@
       <w:pPr>
         <w:pStyle w:val="BodyText"/>
         <w:widowControl/>
-      </w:pPr>
-      <w:r>
-        <w:rPr>
-          <w:rFonts w:ascii="Times New Roman" w:hAnsi="Times New Roman"/>
-          <w:i w:val="0"/>
+        <w:spacing w:line="360" w:lineRule="auto" w:after="120"/>
+        <w:ind w:firstLine="709"/>
+      </w:pPr>
+      <w:r>
+        <w:rPr>
+          <w:rFonts w:ascii="Times New Roman" w:hAnsi="Times New Roman"/>
+          <w:i w:val="0"/>
+          <w:color w:val="000000"/>
+          <w:sz w:val="24"/>
         </w:rPr>
         <w:t xml:space="preserve">Não foram disponibilizadas, na seleção utilizada pelo capítulo, medições locais independentes de GHI, DNI e DHI. Consequentemente, estimativas obtidas a partir da POA devem conservar a identificação de reconstrução e não podem funcionar como referência independente para a própria cadeia que as gerou. A caracterização do recurso termina, portanto, com um conjunto de entradas, convenções e limitações verificáveis. Essas informações fundamentam as seções seguintes sobre ambiente de instalação, conversão fotovoltaica e avaliação de desempenho, preservando o alcance das evidências disponíveis.</w:t>
       </w:r>
@@ -272,11 +370,18 @@
     <w:p>
       <w:pPr>
         <w:pStyle w:val="Heading1"/>
-        <w:widowControl/>
-      </w:pPr>
-      <w:r>
-        <w:rPr>
+        <w:keepNext/>
+        <w:widowControl/>
+        <w:spacing w:line="360" w:lineRule="auto" w:after="120"/>
+        <w:ind w:firstLine="0"/>
+      </w:pPr>
+      <w:r>
+        <w:rPr>
+          <w:rFonts w:ascii="Times New Roman" w:hAnsi="Times New Roman"/>
           <w:b/>
+          <w:i w:val="0"/>
+          <w:color w:val="000000"/>
+          <w:sz w:val="24"/>
         </w:rPr>
         <w:t>REFERÊNCIAS</w:t>
       </w:r>
@@ -285,14 +390,16 @@
       <w:pPr>
         <w:pStyle w:val="FirstParagraph"/>
         <w:widowControl/>
-        <w:spacing w:line="264" w:lineRule="auto"/>
-        <w:ind w:hanging="340" w:left="340"/>
+        <w:spacing w:line="240" w:lineRule="auto" w:after="120"/>
+        <w:ind w:left="340" w:hanging="340"/>
         <w:jc w:val="left"/>
       </w:pPr>
       <w:r>
         <w:rPr>
           <w:rFonts w:ascii="Times New Roman" w:hAnsi="Times New Roman"/>
           <w:i w:val="0"/>
+          <w:color w:val="000000"/>
+          <w:sz w:val="24"/>
         </w:rPr>
         <w:t xml:space="preserve">DUFFIE, John A.; BECKMAN, William A.; BLAIR, Nathan.</w:t>
       </w:r>
@@ -300,6 +407,8 @@
         <w:rPr>
           <w:rFonts w:ascii="Times New Roman" w:hAnsi="Times New Roman"/>
           <w:i w:val="0"/>
+          <w:color w:val="000000"/>
+          <w:sz w:val="24"/>
         </w:rPr>
         <w:t xml:space="preserve"> </w:t>
       </w:r>
@@ -309,6 +418,8 @@
           <w:rFonts w:ascii="Times New Roman" w:hAnsi="Times New Roman"/>
           <w:b/>
           <w:i w:val="0"/>
+          <w:color w:val="000000"/>
+          <w:sz w:val="24"/>
         </w:rPr>
         <w:t xml:space="preserve">Solar engineering of thermal processes, photovoltaics and wind</w:t>
       </w:r>
@@ -316,6 +427,8 @@
         <w:rPr>
           <w:rFonts w:ascii="Times New Roman" w:hAnsi="Times New Roman"/>
           <w:i w:val="0"/>
+          <w:color w:val="000000"/>
+          <w:sz w:val="24"/>
         </w:rPr>
         <w:t xml:space="preserve">. 5. ed. Hoboken: Wiley, 2020. ISBN 9781119540311. DOI: https://doi.org/10.1002/9781119540328.</w:t>
       </w:r>
@@ -324,14 +437,16 @@
       <w:pPr>
         <w:pStyle w:val="BodyText"/>
         <w:widowControl/>
-        <w:spacing w:line="264" w:lineRule="auto"/>
-        <w:ind w:hanging="340" w:left="340"/>
+        <w:spacing w:line="240" w:lineRule="auto" w:after="120"/>
+        <w:ind w:left="340" w:hanging="340"/>
         <w:jc w:val="left"/>
       </w:pPr>
       <w:r>
         <w:rPr>
           <w:rFonts w:ascii="Times New Roman" w:hAnsi="Times New Roman"/>
           <w:i w:val="0"/>
+          <w:color w:val="000000"/>
+          <w:sz w:val="24"/>
         </w:rPr>
         <w:t xml:space="preserve">SENGUPTA, Manajit et al. (ed.).</w:t>
       </w:r>
@@ -339,6 +454,8 @@
         <w:rPr>
           <w:rFonts w:ascii="Times New Roman" w:hAnsi="Times New Roman"/>
           <w:i w:val="0"/>
+          <w:color w:val="000000"/>
+          <w:sz w:val="24"/>
         </w:rPr>
         <w:t xml:space="preserve"> </w:t>
       </w:r>
@@ -348,6 +465,8 @@
           <w:rFonts w:ascii="Times New Roman" w:hAnsi="Times New Roman"/>
           <w:b/>
           <w:i w:val="0"/>
+          <w:color w:val="000000"/>
+          <w:sz w:val="24"/>
         </w:rPr>
         <w:t xml:space="preserve">Best practices handbook for the collection and use of solar resource data for solar energy applications</w:t>
       </w:r>
@@ -355,6 +474,8 @@
         <w:rPr>
           <w:rFonts w:ascii="Times New Roman" w:hAnsi="Times New Roman"/>
           <w:i w:val="0"/>
+          <w:color w:val="000000"/>
+          <w:sz w:val="24"/>
         </w:rPr>
         <w:t xml:space="preserve">. 4. ed. Golden: National Renewable Energy Laboratory, 2024. Relatório NREL/TP-5D00-88300. DOI: https://doi.org/10.2172/2448063. Disponível em: https://docs.nrel.gov/docs/fy24osti/88300.pdf. Acesso em: 27 out. 2026.</w:t>
       </w:r>
@@ -363,14 +484,16 @@
       <w:pPr>
         <w:pStyle w:val="BodyText"/>
         <w:widowControl/>
-        <w:spacing w:line="264" w:lineRule="auto"/>
-        <w:ind w:hanging="340" w:left="340"/>
+        <w:spacing w:line="240" w:lineRule="auto" w:after="120"/>
+        <w:ind w:left="340" w:hanging="340"/>
         <w:jc w:val="left"/>
       </w:pPr>
       <w:r>
         <w:rPr>
           <w:rFonts w:ascii="Times New Roman" w:hAnsi="Times New Roman"/>
           <w:i w:val="0"/>
+          <w:color w:val="000000"/>
+          <w:sz w:val="24"/>
         </w:rPr>
         <w:t xml:space="preserve">TEIXEIRA, Samuel Constantino et al. </w:t>
       </w:r>
@@ -380,6 +503,8 @@
           <w:rFonts w:ascii="Times New Roman" w:hAnsi="Times New Roman"/>
           <w:b/>
           <w:i w:val="0"/>
+          <w:color w:val="000000"/>
+          <w:sz w:val="24"/>
         </w:rPr>
         <w:t xml:space="preserve">SPGER0046 Energias Renováveis: configuração e dados preparados do estudo PVDAQ 2107</w:t>
       </w:r>
@@ -387,6 +512,8 @@
         <w:rPr>
           <w:rFonts w:ascii="Times New Roman" w:hAnsi="Times New Roman"/>
           <w:i w:val="0"/>
+          <w:color w:val="000000"/>
+          <w:sz w:val="24"/>
         </w:rPr>
         <w:t xml:space="preserve">. 2026. Repositório de trabalho. Dados utilizados: abril a junho de 2024. Disponível em: https://github.com/samuelasroma-byte/SPGER0046_Energias_Renovaveis. Acesso em: 27 out. 2026.</w:t>
       </w:r>
@@ -435,7 +562,7 @@
     <w:r>
       <w:rPr>
         <w:rFonts w:ascii="Times New Roman" w:hAnsi="Times New Roman"/>
-        <w:sz w:val="22"/>
+        <w:sz w:val="20"/>
       </w:rPr>
     </w:r>
     <w:fldSimple w:instr="PAGE"/>
@@ -549,14 +676,15 @@
     <w:name w:val="Normal"/>
     <w:qFormat/>
     <w:pPr>
-      <w:spacing w:after="140" w:line="324" w:lineRule="auto"/>
+      <w:spacing w:after="140" w:line="360" w:lineRule="auto"/>
       <w:ind w:firstLine="709"/>
       <w:jc w:val="both"/>
     </w:pPr>
     <w:rPr>
       <w:rFonts w:ascii="Times New Roman" w:hAnsi="Times New Roman"/>
+      <w:i w:val="0"/>
       <w:color w:val="000000"/>
-      <w:sz w:val="28"/>
+      <w:sz w:val="24"/>
     </w:rPr>
   </w:style>
   <w:style w:styleId="BodyText" w:type="paragraph">
@@ -565,14 +693,15 @@
     <w:link w:val="BodyTextChar"/>
     <w:qFormat/>
     <w:pPr>
-      <w:spacing w:after="140" w:before="180" w:line="324" w:lineRule="auto"/>
+      <w:spacing w:after="140" w:before="180" w:line="360" w:lineRule="auto"/>
       <w:ind w:firstLine="709"/>
       <w:jc w:val="both"/>
     </w:pPr>
     <w:rPr>
       <w:rFonts w:ascii="Times New Roman" w:hAnsi="Times New Roman"/>
+      <w:i w:val="0"/>
       <w:color w:val="000000"/>
-      <w:sz w:val="28"/>
+      <w:sz w:val="24"/>
     </w:rPr>
   </w:style>
   <w:style w:customStyle="1" w:styleId="FirstParagraph" w:type="paragraph">
@@ -581,14 +710,15 @@
     <w:next w:val="BodyText"/>
     <w:qFormat/>
     <w:pPr>
-      <w:spacing w:after="140" w:line="324" w:lineRule="auto"/>
+      <w:spacing w:after="140" w:line="360" w:lineRule="auto"/>
       <w:ind w:firstLine="709"/>
       <w:jc w:val="both"/>
     </w:pPr>
     <w:rPr>
       <w:rFonts w:ascii="Times New Roman" w:hAnsi="Times New Roman"/>
+      <w:i w:val="0"/>
       <w:color w:val="000000"/>
-      <w:sz w:val="28"/>
+      <w:sz w:val="24"/>
     </w:rPr>
   </w:style>
   <w:style w:customStyle="1" w:styleId="Compact" w:type="paragraph">
@@ -617,7 +747,7 @@
       <w:bCs/>
       <w:i w:val="0"/>
       <w:color w:val="000000"/>
-      <w:sz w:val="32"/>
+      <w:sz w:val="24"/>
       <w:szCs w:val="36"/>
     </w:rPr>
   </w:style>
@@ -1299,7 +1429,7 @@
       <w:b/>
       <w:i w:val="0"/>
       <w:color w:val="000000"/>
-      <w:sz w:val="32"/>
+      <w:sz w:val="24"/>
     </w:rPr>
   </w:style>
   <w:style w:customStyle="1" w:styleId="Heading2" w:type="paragraph">
@@ -1314,7 +1444,7 @@
       <w:b/>
       <w:i w:val="0"/>
       <w:color w:val="000000"/>
-      <w:sz w:val="28"/>
+      <w:sz w:val="24"/>
     </w:rPr>
   </w:style>
   <w:style w:customStyle="1" w:styleId="Heading3" w:type="paragraph">
@@ -1329,7 +1459,7 @@
       <w:b/>
       <w:i w:val="0"/>
       <w:color w:val="000000"/>
-      <w:sz w:val="28"/>
+      <w:sz w:val="24"/>
     </w:rPr>
   </w:style>
 </w:styles>

--- a/secoes/01_Recurso_Solar/producao/manuscritos/1_4_Medicao_e_Estimativa.docx
+++ b/secoes/01_Recurso_Solar/producao/manuscritos/1_4_Medicao_e_Estimativa.docx
@@ -56,7 +56,26 @@
           <w:color w:val="000000"/>
           <w:sz w:val="24"/>
         </w:rPr>
-        <w:t xml:space="preserve">A caracterização do recurso solar combina observações de superfície e estimativas que ampliam a cobertura temporal ou espacial. A medição local fornece uma referência próxima às condições de operação do sistema, mas sua utilidade depende da grandeza medida, da instalação, da manutenção e da rastreabilidade da calibração. Um sensor em uma montagem fixa não fornece indistintamente todas as componentes como canais independentes. Há sistemas de sombra rotativa que alternam a observação global e difusa e calculam a componente direta normal; essa alternância não constitui três medições simultâneas independentes. A existência de um arquivo numérico também não substitui a avaliação de sua qualidade (SENGUPTA et al., 2024, cap. 3, p. 3–7; cap. 4, p. 1).</w:t>
+        <w:t xml:space="preserve">A caracterização do recurso solar combina observações de superfície e estimativas que ampliam a cobertura temporal ou espacial. A medição local fornece uma referência próxima às condições de operação do sistema, mas sua utilidade depende da grandeza medida, da instalação, da manutenção e da rastreabilidade da calibração. Um sensor em uma montagem fixa não fornece indistintamente todas as componentes como canais independentes. Há sistemas de sombra rotativa que alternam a observação global e difusa e calculam a componente direta normal; essa alternância não constitui três medições simultâneas independentes. A existência de um arquivo numérico também não substitui a avaliação de sua qualidade (SENGUPTA </w:t>
+      </w:r>
+      <w:r>
+        <w:rPr>
+          <w:rFonts w:ascii="Times New Roman" w:hAnsi="Times New Roman"/>
+          <w:i w:val="1"/>
+          <w:color w:val="000000"/>
+          <w:sz w:val="24"/>
+          <w:iCs w:val="1"/>
+        </w:rPr>
+        <w:t xml:space="preserve">et al.</w:t>
+      </w:r>
+      <w:r>
+        <w:rPr>
+          <w:rFonts w:ascii="Times New Roman" w:hAnsi="Times New Roman"/>
+          <w:i w:val="0"/>
+          <w:color w:val="000000"/>
+          <w:sz w:val="24"/>
+        </w:rPr>
+        <w:t xml:space="preserve">, 2024, cap. 3, p. 3–7; cap. 4, p. 1).</w:t>
       </w:r>
     </w:p>
     <w:p>
@@ -73,7 +92,26 @@
           <w:color w:val="000000"/>
           <w:sz w:val="24"/>
         </w:rPr>
-        <w:t xml:space="preserve">Piranômetros instalados horizontalmente são empregados na medição de GHI; com o bloqueio adequado da contribuição direta, permitem medir DHI. Pireliômetros acompanham a direção solar e medem DNI em um campo de visão restrito. Sensores posicionados no plano dos módulos medem a irradiância correspondente à orientação dessa superfície. Portanto, o plano de montagem é parte da definição do mensurando, e não um detalhe dispensável dos metadados (SENGUPTA et al., 2024, cap. 3, p. 5–7).</w:t>
+        <w:t xml:space="preserve">Piranômetros instalados horizontalmente são empregados na medição de GHI; com o bloqueio adequado da contribuição direta, permitem medir DHI. Pireliômetros acompanham a direção solar e medem DNI em um campo de visão restrito. Sensores posicionados no plano dos módulos medem a irradiância correspondente à orientação dessa superfície. Portanto, o plano de montagem é parte da definição do mensurando, e não um detalhe dispensável dos metadados (SENGUPTA </w:t>
+      </w:r>
+      <w:r>
+        <w:rPr>
+          <w:rFonts w:ascii="Times New Roman" w:hAnsi="Times New Roman"/>
+          <w:i w:val="1"/>
+          <w:color w:val="000000"/>
+          <w:sz w:val="24"/>
+          <w:iCs w:val="1"/>
+        </w:rPr>
+        <w:t xml:space="preserve">et al.</w:t>
+      </w:r>
+      <w:r>
+        <w:rPr>
+          <w:rFonts w:ascii="Times New Roman" w:hAnsi="Times New Roman"/>
+          <w:i w:val="0"/>
+          <w:color w:val="000000"/>
+          <w:sz w:val="24"/>
+        </w:rPr>
+        <w:t xml:space="preserve">, 2024, cap. 3, p. 5–7).</w:t>
       </w:r>
     </w:p>
     <w:p>
@@ -90,7 +128,26 @@
           <w:color w:val="000000"/>
           <w:sz w:val="24"/>
         </w:rPr>
-        <w:t xml:space="preserve">A tecnologia do detector também importa. Sensores de termopilha e sensores fotoelétricos apresentam respostas espectrais e temporais diferentes. Uma comparação deve considerar essas características, além de nivelamento, obstruções, limpeza, sincronização e estabilidade da aquisição. A classe ou a especificação nominal do instrumento não encerra a incerteza da medição em campo, porque instalação, ambiente e processamento acrescentam contribuições próprias (SENGUPTA et al., 2024, cap. 3, p. 5–7; cap. 10, p. 5–6).</w:t>
+        <w:t xml:space="preserve">A tecnologia do detector também importa. Sensores de termopilha e sensores fotoelétricos apresentam respostas espectrais e temporais diferentes. Uma comparação deve considerar essas características, além de nivelamento, obstruções, limpeza, sincronização e estabilidade da aquisição. A classe ou a especificação nominal do instrumento não encerra a incerteza da medição em campo, porque instalação, ambiente e processamento acrescentam contribuições próprias (SENGUPTA </w:t>
+      </w:r>
+      <w:r>
+        <w:rPr>
+          <w:rFonts w:ascii="Times New Roman" w:hAnsi="Times New Roman"/>
+          <w:i w:val="1"/>
+          <w:color w:val="000000"/>
+          <w:sz w:val="24"/>
+          <w:iCs w:val="1"/>
+        </w:rPr>
+        <w:t xml:space="preserve">et al.</w:t>
+      </w:r>
+      <w:r>
+        <w:rPr>
+          <w:rFonts w:ascii="Times New Roman" w:hAnsi="Times New Roman"/>
+          <w:i w:val="0"/>
+          <w:color w:val="000000"/>
+          <w:sz w:val="24"/>
+        </w:rPr>
+        <w:t xml:space="preserve">, 2024, cap. 3, p. 5–7; cap. 10, p. 5–6).</w:t>
       </w:r>
     </w:p>
     <w:bookmarkEnd w:id="20"/>
@@ -128,7 +185,26 @@
           <w:color w:val="000000"/>
           <w:sz w:val="24"/>
         </w:rPr>
-        <w:t xml:space="preserve">Produtos derivados de satélite estimam a radiação na superfície a partir de informações observadas pelo sensor orbital e de modelos que representam as interações atmosféricas. Métodos físicos podem recuperar propriedades de nuvens e utilizá-las em modelos de transferência radiativa; métodos empíricos ou semiempíricos relacionam observações orbitais e condições radiométricas de superfície por procedimentos de calibração e parametrização. Dessa forma, o valor de irradiância de superfície de um produto de satélite é uma estimativa modelada, ainda que utilize medições remotas como entrada (SENGUPTA et al., 2024, cap. 7, p. 1–3 e 7–8).</w:t>
+        <w:t xml:space="preserve">Produtos derivados de satélite estimam a radiação na superfície a partir de informações observadas pelo sensor orbital e de modelos que representam as interações atmosféricas. Métodos físicos podem recuperar propriedades de nuvens e utilizá-las em modelos de transferência radiativa; métodos empíricos ou semiempíricos relacionam observações orbitais e condições radiométricas de superfície por procedimentos de calibração e parametrização. Dessa forma, o valor de irradiância de superfície de um produto de satélite é uma estimativa modelada, ainda que utilize medições remotas como entrada (SENGUPTA </w:t>
+      </w:r>
+      <w:r>
+        <w:rPr>
+          <w:rFonts w:ascii="Times New Roman" w:hAnsi="Times New Roman"/>
+          <w:i w:val="1"/>
+          <w:color w:val="000000"/>
+          <w:sz w:val="24"/>
+          <w:iCs w:val="1"/>
+        </w:rPr>
+        <w:t xml:space="preserve">et al.</w:t>
+      </w:r>
+      <w:r>
+        <w:rPr>
+          <w:rFonts w:ascii="Times New Roman" w:hAnsi="Times New Roman"/>
+          <w:i w:val="0"/>
+          <w:color w:val="000000"/>
+          <w:sz w:val="24"/>
+        </w:rPr>
+        <w:t xml:space="preserve">, 2024, cap. 7, p. 1–3 e 7–8).</w:t>
       </w:r>
     </w:p>
     <w:p>
@@ -145,7 +221,26 @@
           <w:color w:val="000000"/>
           <w:sz w:val="24"/>
         </w:rPr>
-        <w:t xml:space="preserve">Reanálises fornecem séries históricas produzidas por sistemas de modelagem atmosférica com assimilação de observações. A irradiância de superfície é uma variável diagnosticada pelo sistema e permanece dependente da representação de nuvens e demais processos radiativos. ERA5 e MERRA-2 são exemplos discutidos na literatura técnica; sua identificação como reanálises não deve ser confundida com a existência de uma estação radiométrica em cada ponto da grade. Comparações locais devem examinar a documentação específica do produto e sua aderência ao regime de interesse (SENGUPTA et al., 2024, cap. 7, p. 2).</w:t>
+        <w:t xml:space="preserve">Reanálises fornecem séries históricas produzidas por sistemas de modelagem atmosférica com assimilação de observações. A irradiância de superfície é uma variável diagnosticada pelo sistema e permanece dependente da representação de nuvens e demais processos radiativos. ERA5 e MERRA-2 são exemplos discutidos na literatura técnica; sua identificação como reanálises não deve ser confundida com a existência de uma estação radiométrica em cada ponto da grade. Comparações locais devem examinar a documentação específica do produto e sua aderência ao regime de interesse (SENGUPTA </w:t>
+      </w:r>
+      <w:r>
+        <w:rPr>
+          <w:rFonts w:ascii="Times New Roman" w:hAnsi="Times New Roman"/>
+          <w:i w:val="1"/>
+          <w:color w:val="000000"/>
+          <w:sz w:val="24"/>
+          <w:iCs w:val="1"/>
+        </w:rPr>
+        <w:t xml:space="preserve">et al.</w:t>
+      </w:r>
+      <w:r>
+        <w:rPr>
+          <w:rFonts w:ascii="Times New Roman" w:hAnsi="Times New Roman"/>
+          <w:i w:val="0"/>
+          <w:color w:val="000000"/>
+          <w:sz w:val="24"/>
+        </w:rPr>
+        <w:t xml:space="preserve">, 2024, cap. 7, p. 2).</w:t>
       </w:r>
     </w:p>
     <w:p>
@@ -162,7 +257,26 @@
           <w:color w:val="000000"/>
           <w:sz w:val="24"/>
         </w:rPr>
-        <w:t xml:space="preserve">Atlas solarimétricos sintetizam a distribuição espacial de indicadores do recurso, frequentemente como médias ou totais de períodos extensos. A interpretação de um mapa depende da base subjacente, do período, da componente e da unidade. Um atlas não constitui necessariamente uma medição independente dos produtos que utiliza e, por apresentar uma síntese climatológica, não reconstitui automaticamente uma sequência diária observada. Essa interpretação é uma consequência da agregação espacial e temporal: a comparação deve preservar o suporte estatístico da grandeza representada (SENGUPTA et al., 2024, cap. 6, p. 17 e 24; cap. 8, p. 4).</w:t>
+        <w:t xml:space="preserve">Atlas solarimétricos sintetizam a distribuição espacial de indicadores do recurso, frequentemente como médias ou totais de períodos extensos. A interpretação de um mapa depende da base subjacente, do período, da componente e da unidade. Um atlas não constitui necessariamente uma medição independente dos produtos que utiliza e, por apresentar uma síntese climatológica, não reconstitui automaticamente uma sequência diária observada. Essa interpretação é uma consequência da agregação espacial e temporal: a comparação deve preservar o suporte estatístico da grandeza representada (SENGUPTA </w:t>
+      </w:r>
+      <w:r>
+        <w:rPr>
+          <w:rFonts w:ascii="Times New Roman" w:hAnsi="Times New Roman"/>
+          <w:i w:val="1"/>
+          <w:color w:val="000000"/>
+          <w:sz w:val="24"/>
+          <w:iCs w:val="1"/>
+        </w:rPr>
+        <w:t xml:space="preserve">et al.</w:t>
+      </w:r>
+      <w:r>
+        <w:rPr>
+          <w:rFonts w:ascii="Times New Roman" w:hAnsi="Times New Roman"/>
+          <w:i w:val="0"/>
+          <w:color w:val="000000"/>
+          <w:sz w:val="24"/>
+        </w:rPr>
+        <w:t xml:space="preserve">, 2024, cap. 6, p. 17 e 24; cap. 8, p. 4).</w:t>
       </w:r>
     </w:p>
     <w:bookmarkEnd w:id="21"/>
@@ -200,7 +314,26 @@
           <w:color w:val="000000"/>
           <w:sz w:val="24"/>
         </w:rPr>
-        <w:t xml:space="preserve">A resolução espacial informa o suporte ou detalhamento nominal do produto, enquanto a resolução temporal descreve sua frequência ou agregação. Representatividade é a capacidade de esses dados descreverem o domínio e o fenômeno de interesse. Uma estação caracteriza a recepção radiativa no local e no plano de seu sensor; um produto em grade representa uma estimativa associada a uma área e a um procedimento espacial. Os dois suportes podem responder de modo diferente a heterogeneidades de nebulosidade e relevo, mesmo com carimbos temporais coincidentes (SENGUPTA et al., 2024, cap. 6, p. 17).</w:t>
+        <w:t xml:space="preserve">A resolução espacial informa o suporte ou detalhamento nominal do produto, enquanto a resolução temporal descreve sua frequência ou agregação. Representatividade é a capacidade de esses dados descreverem o domínio e o fenômeno de interesse. Uma estação caracteriza a recepção radiativa no local e no plano de seu sensor; um produto em grade representa uma estimativa associada a uma área e a um procedimento espacial. Os dois suportes podem responder de modo diferente a heterogeneidades de nebulosidade e relevo, mesmo com carimbos temporais coincidentes (SENGUPTA </w:t>
+      </w:r>
+      <w:r>
+        <w:rPr>
+          <w:rFonts w:ascii="Times New Roman" w:hAnsi="Times New Roman"/>
+          <w:i w:val="1"/>
+          <w:color w:val="000000"/>
+          <w:sz w:val="24"/>
+          <w:iCs w:val="1"/>
+        </w:rPr>
+        <w:t xml:space="preserve">et al.</w:t>
+      </w:r>
+      <w:r>
+        <w:rPr>
+          <w:rFonts w:ascii="Times New Roman" w:hAnsi="Times New Roman"/>
+          <w:i w:val="0"/>
+          <w:color w:val="000000"/>
+          <w:sz w:val="24"/>
+        </w:rPr>
+        <w:t xml:space="preserve">, 2024, cap. 6, p. 17).</w:t>
       </w:r>
     </w:p>
     <w:p>
@@ -217,7 +350,26 @@
           <w:color w:val="000000"/>
           <w:sz w:val="24"/>
         </w:rPr>
-        <w:t xml:space="preserve">No tempo, coincidência de rótulos não assegura equivalência de integração. Um valor instantâneo às 12 h, uma média entre 12 h e 12 h 15 min e uma energia acumulada desde o início da hora representam objetos diferentes. Antes do confronto, é necessário verificar o fuso, a posição do rótulo no intervalo, a duração da integração e o tratamento do horário de verão. A harmonização deve preservar a energia quando converte entre irradiância média e irradiação. Por si só, aumentar a frequência por interpolação não demonstra recuperação exata de oscilações subintervalo desconhecidas sem informação ou hipóteses adicionais. Essa ressalva é uma inferência metodológica da diferença entre observação e reconstrução (DUFFIE; BECKMAN; BLAIR, 2020, p. 10–11; SENGUPTA et al., 2024, cap. 6, p. 24–25).</w:t>
+        <w:t xml:space="preserve">No tempo, coincidência de rótulos não assegura equivalência de integração. Um valor instantâneo às 12 h, uma média entre 12 h e 12 h 15 min e uma energia acumulada desde o início da hora representam objetos diferentes. Antes do confronto, é necessário verificar o fuso, a posição do rótulo no intervalo, a duração da integração e o tratamento do horário de verão. A harmonização deve preservar a energia quando converte entre irradiância média e irradiação. Por si só, aumentar a frequência por interpolação não demonstra recuperação exata de oscilações subintervalo desconhecidas sem informação ou hipóteses adicionais. Essa ressalva é uma inferência metodológica da diferença entre observação e reconstrução (DUFFIE; BECKMAN; BLAIR, 2020, p. 10–11; SENGUPTA </w:t>
+      </w:r>
+      <w:r>
+        <w:rPr>
+          <w:rFonts w:ascii="Times New Roman" w:hAnsi="Times New Roman"/>
+          <w:i w:val="1"/>
+          <w:color w:val="000000"/>
+          <w:sz w:val="24"/>
+          <w:iCs w:val="1"/>
+        </w:rPr>
+        <w:t xml:space="preserve">et al.</w:t>
+      </w:r>
+      <w:r>
+        <w:rPr>
+          <w:rFonts w:ascii="Times New Roman" w:hAnsi="Times New Roman"/>
+          <w:i w:val="0"/>
+          <w:color w:val="000000"/>
+          <w:sz w:val="24"/>
+        </w:rPr>
+        <w:t xml:space="preserve">, 2024, cap. 6, p. 24–25).</w:t>
       </w:r>
     </w:p>
     <w:bookmarkEnd w:id="22"/>
@@ -255,7 +407,26 @@
           <w:color w:val="000000"/>
           <w:sz w:val="24"/>
         </w:rPr>
-        <w:t xml:space="preserve">O controle de qualidade deve identificar registros ausentes, valores suspeitos e condições que comprometem a interpretação física. Testes automáticos precisam ser complementados pela inspeção das séries e pelo conhecimento da instrumentação. Um único sensor POA limita a aplicação de testes que dependeriam de observações independentes de outras componentes. A remoção de dados também altera a amostra disponível e precisa ser acompanhada de justificativa e identificação dos intervalos envolvidos (SENGUPTA et al., 2024, cap. 4, p. 1 e 15).</w:t>
+        <w:t xml:space="preserve">O controle de qualidade deve identificar registros ausentes, valores suspeitos e condições que comprometem a interpretação física. Testes automáticos precisam ser complementados pela inspeção das séries e pelo conhecimento da instrumentação. Um único sensor POA limita a aplicação de testes que dependeriam de observações independentes de outras componentes. A remoção de dados também altera a amostra disponível e precisa ser acompanhada de justificativa e identificação dos intervalos envolvidos (SENGUPTA </w:t>
+      </w:r>
+      <w:r>
+        <w:rPr>
+          <w:rFonts w:ascii="Times New Roman" w:hAnsi="Times New Roman"/>
+          <w:i w:val="1"/>
+          <w:color w:val="000000"/>
+          <w:sz w:val="24"/>
+          <w:iCs w:val="1"/>
+        </w:rPr>
+        <w:t xml:space="preserve">et al.</w:t>
+      </w:r>
+      <w:r>
+        <w:rPr>
+          <w:rFonts w:ascii="Times New Roman" w:hAnsi="Times New Roman"/>
+          <w:i w:val="0"/>
+          <w:color w:val="000000"/>
+          <w:sz w:val="24"/>
+        </w:rPr>
+        <w:t xml:space="preserve">, 2024, cap. 4, p. 1 e 15).</w:t>
       </w:r>
     </w:p>
     <w:p>
@@ -289,7 +460,26 @@
           <w:color w:val="000000"/>
           <w:sz w:val="24"/>
         </w:rPr>
-        <w:t xml:space="preserve">A incerteza da medição reúne contribuições do instrumento, da calibração, da aquisição e das condições de campo. Nas estimativas modeladas, acrescentam-se limitações das entradas, da representação física e de sua propagação até a saída. A comparação com uma referência observacional também incorpora a incerteza dessa referência e diferenças de representatividade. Assim, métricas de erro são evidências sobre a discrepância na amostra confrontada, mas não equivalem, isoladamente, a uma descrição completa da incerteza do recurso (SENGUPTA et al., 2024, cap. 10, p. 5–6). O tratamento quantitativo do desempenho da modelagem e de suas métricas permanece atribuído à Seção 4.</w:t>
+        <w:t xml:space="preserve">A incerteza da medição reúne contribuições do instrumento, da calibração, da aquisição e das condições de campo. Nas estimativas modeladas, acrescentam-se limitações das entradas, da representação física e de sua propagação até a saída. A comparação com uma referência observacional também incorpora a incerteza dessa referência e diferenças de representatividade. Assim, métricas de erro são evidências sobre a discrepância na amostra confrontada, mas não equivalem, isoladamente, a uma descrição completa da incerteza do recurso (SENGUPTA </w:t>
+      </w:r>
+      <w:r>
+        <w:rPr>
+          <w:rFonts w:ascii="Times New Roman" w:hAnsi="Times New Roman"/>
+          <w:i w:val="1"/>
+          <w:color w:val="000000"/>
+          <w:sz w:val="24"/>
+          <w:iCs w:val="1"/>
+        </w:rPr>
+        <w:t xml:space="preserve">et al.</w:t>
+      </w:r>
+      <w:r>
+        <w:rPr>
+          <w:rFonts w:ascii="Times New Roman" w:hAnsi="Times New Roman"/>
+          <w:i w:val="0"/>
+          <w:color w:val="000000"/>
+          <w:sz w:val="24"/>
+        </w:rPr>
+        <w:t xml:space="preserve">, 2024, cap. 10, p. 5–6). O tratamento quantitativo do desempenho da modelagem e de suas métricas permanece atribuído à Seção 4.</w:t>
       </w:r>
     </w:p>
     <w:bookmarkEnd w:id="23"/>
@@ -417,9 +607,10 @@
           <w:bCs/>
           <w:rFonts w:ascii="Times New Roman" w:hAnsi="Times New Roman"/>
           <w:b/>
-          <w:i w:val="0"/>
-          <w:color w:val="000000"/>
-          <w:sz w:val="24"/>
+          <w:i w:val="1"/>
+          <w:color w:val="000000"/>
+          <w:sz w:val="24"/>
+          <w:iCs w:val="1"/>
         </w:rPr>
         <w:t xml:space="preserve">Solar engineering of thermal processes, photovoltaics and wind</w:t>
       </w:r>
@@ -448,7 +639,26 @@
           <w:color w:val="000000"/>
           <w:sz w:val="24"/>
         </w:rPr>
-        <w:t xml:space="preserve">SENGUPTA, Manajit et al. (ed.).</w:t>
+        <w:t xml:space="preserve">SENGUPTA, Manajit </w:t>
+      </w:r>
+      <w:r>
+        <w:rPr>
+          <w:rFonts w:ascii="Times New Roman" w:hAnsi="Times New Roman"/>
+          <w:i w:val="1"/>
+          <w:color w:val="000000"/>
+          <w:sz w:val="24"/>
+          <w:iCs w:val="1"/>
+        </w:rPr>
+        <w:t xml:space="preserve">et al.</w:t>
+      </w:r>
+      <w:r>
+        <w:rPr>
+          <w:rFonts w:ascii="Times New Roman" w:hAnsi="Times New Roman"/>
+          <w:i w:val="0"/>
+          <w:color w:val="000000"/>
+          <w:sz w:val="24"/>
+        </w:rPr>
+        <w:t xml:space="preserve"> (ed.).</w:t>
       </w:r>
       <w:r>
         <w:rPr>
@@ -464,9 +674,10 @@
           <w:bCs/>
           <w:rFonts w:ascii="Times New Roman" w:hAnsi="Times New Roman"/>
           <w:b/>
-          <w:i w:val="0"/>
-          <w:color w:val="000000"/>
-          <w:sz w:val="24"/>
+          <w:i w:val="1"/>
+          <w:color w:val="000000"/>
+          <w:sz w:val="24"/>
+          <w:iCs w:val="1"/>
         </w:rPr>
         <w:t xml:space="preserve">Best practices handbook for the collection and use of solar resource data for solar energy applications</w:t>
       </w:r>
@@ -495,7 +706,26 @@
           <w:color w:val="000000"/>
           <w:sz w:val="24"/>
         </w:rPr>
-        <w:t xml:space="preserve">TEIXEIRA, Samuel Constantino et al. </w:t>
+        <w:t xml:space="preserve">TEIXEIRA, Samuel Constantino </w:t>
+      </w:r>
+      <w:r>
+        <w:rPr>
+          <w:rFonts w:ascii="Times New Roman" w:hAnsi="Times New Roman"/>
+          <w:i w:val="1"/>
+          <w:color w:val="000000"/>
+          <w:sz w:val="24"/>
+          <w:iCs w:val="1"/>
+        </w:rPr>
+        <w:t xml:space="preserve">et al.</w:t>
+      </w:r>
+      <w:r>
+        <w:rPr>
+          <w:rFonts w:ascii="Times New Roman" w:hAnsi="Times New Roman"/>
+          <w:i w:val="0"/>
+          <w:color w:val="000000"/>
+          <w:sz w:val="24"/>
+        </w:rPr>
+        <w:t xml:space="preserve"> </w:t>
       </w:r>
       <w:r>
         <w:rPr>
